--- a/Portfolio-Yildiz-RaslanCV.docx
+++ b/Portfolio-Yildiz-RaslanCV.docx
@@ -4931,7 +4931,19 @@
         <w:rPr>
           <w:rFonts w:ascii="Times New Roman" w:hAnsi="Times New Roman" w:cs="Times New Roman"/>
         </w:rPr>
-        <w:t>SQL, Python, HTML, CSS</w:t>
+        <w:t xml:space="preserve">SQL, Python, </w:t>
+      </w:r>
+      <w:r>
+        <w:rPr>
+          <w:rFonts w:ascii="Times New Roman" w:hAnsi="Times New Roman" w:cs="Times New Roman"/>
+        </w:rPr>
+        <w:t xml:space="preserve">R, </w:t>
+      </w:r>
+      <w:r>
+        <w:rPr>
+          <w:rFonts w:ascii="Times New Roman" w:hAnsi="Times New Roman" w:cs="Times New Roman"/>
+        </w:rPr>
+        <w:t>HTML, CSS</w:t>
       </w:r>
     </w:p>
     <w:sectPr>

--- a/Portfolio-Yildiz-RaslanCV.docx
+++ b/Portfolio-Yildiz-RaslanCV.docx
@@ -1758,23 +1758,13 @@
           <w:bCs/>
         </w:rPr>
       </w:pPr>
-      <w:proofErr w:type="spellStart"/>
-      <w:r>
-        <w:rPr>
-          <w:rFonts w:ascii="Times New Roman" w:hAnsi="Times New Roman" w:cs="Times New Roman"/>
-          <w:b/>
-          <w:bCs/>
-        </w:rPr>
-        <w:t>Master’s</w:t>
-      </w:r>
-      <w:proofErr w:type="spellEnd"/>
-      <w:r>
-        <w:rPr>
-          <w:rFonts w:ascii="Times New Roman" w:hAnsi="Times New Roman" w:cs="Times New Roman"/>
-          <w:b/>
-          <w:bCs/>
-        </w:rPr>
-        <w:t xml:space="preserve"> of Science</w:t>
+      <w:r>
+        <w:rPr>
+          <w:rFonts w:ascii="Times New Roman" w:hAnsi="Times New Roman" w:cs="Times New Roman"/>
+          <w:b/>
+          <w:bCs/>
+        </w:rPr>
+        <w:t>Master’s of Science</w:t>
       </w:r>
     </w:p>
     <w:p>
@@ -1853,13 +1843,25 @@
         <w:rPr>
           <w:rFonts w:ascii="Times New Roman" w:hAnsi="Times New Roman" w:cs="Times New Roman"/>
         </w:rPr>
-        <w:t xml:space="preserve">May </w:t>
-      </w:r>
-      <w:r>
-        <w:rPr>
-          <w:rFonts w:ascii="Times New Roman" w:hAnsi="Times New Roman" w:cs="Times New Roman"/>
-        </w:rPr>
-        <w:t>2028</w:t>
+        <w:t>December</w:t>
+      </w:r>
+      <w:r>
+        <w:rPr>
+          <w:rFonts w:ascii="Times New Roman" w:hAnsi="Times New Roman" w:cs="Times New Roman"/>
+        </w:rPr>
+        <w:t xml:space="preserve"> </w:t>
+      </w:r>
+      <w:r>
+        <w:rPr>
+          <w:rFonts w:ascii="Times New Roman" w:hAnsi="Times New Roman" w:cs="Times New Roman"/>
+        </w:rPr>
+        <w:t>202</w:t>
+      </w:r>
+      <w:r>
+        <w:rPr>
+          <w:rFonts w:ascii="Times New Roman" w:hAnsi="Times New Roman" w:cs="Times New Roman"/>
+        </w:rPr>
+        <w:t>7</w:t>
       </w:r>
     </w:p>
     <w:p>
